--- a/documents/docx/01-loan-application-form.docx
+++ b/documents/docx/01-loan-application-form.docx
@@ -10494,7 +10494,7 @@
           <w:sz w:val="21"/>
           <w:szCs w:val="21"/>
         </w:rPr>
-        <w:t xml:space="preserve">The law forbids all of the above. If any person acting for QuickServe Cashloan ever asks you for these things, refuse, and report it to the owner on +264 81 264 6222 or to NAMFISA on 0800 290 500.</w:t>
+        <w:t xml:space="preserve">The law forbids all of the above. If any person acting for QuickServe Cashloan ever asks you for these things, refuse, and report it to the owner on +264 81 281 9840 or to NAMFISA on 0800 290 500.</w:t>
       </w:r>
     </w:p>
     <w:p>
@@ -13533,7 +13533,7 @@
         <w:sz w:val="15"/>
         <w:szCs w:val="15"/>
       </w:rPr>
-      <w:t xml:space="preserve">Cell +264 81 281 9840   ·   WhatsApp +264 81 264 6222</w:t>
+      <w:t xml:space="preserve">Cell &amp; WhatsApp +264 81 281 9840</w:t>
     </w:r>
   </w:p>
   <w:p>
